--- a/source-multichoice/build/es-software-intro-2.docx
+++ b/source-multichoice/build/es-software-intro-2.docx
@@ -45,7 +45,343 @@
       <w:r>
         <w:t>c)</w:t>
         <w:tab/>
+        <w:t>Ninguna de las anteriores.</w:t>
+      </w:r>
+    </w:p>
+    <w:p>
+      <w:pPr>
+        <w:pStyle w:val="Choice"/>
+      </w:pPr>
+      <w:r>
+        <w:t>d)</w:t>
+        <w:tab/>
         <w:t>El conjunto de programas y datos de un sistema informático.</w:t>
+      </w:r>
+    </w:p>
+    <w:p>
+      <w:pPr>
+        <w:pStyle w:val="ListNumber"/>
+      </w:pPr>
+      <w:r>
+        <w:t>¿Cuál es la diferencia entre programas y archivos de datos?</w:t>
+      </w:r>
+    </w:p>
+    <w:p>
+      <w:pPr>
+        <w:pStyle w:val="Choice"/>
+      </w:pPr>
+      <w:r>
+        <w:t>a)</w:t>
+        <w:tab/>
+        <w:t>Los programas son archivos de texto, mientras que los archivos de datos son archivos multimedia.</w:t>
+      </w:r>
+    </w:p>
+    <w:p>
+      <w:pPr>
+        <w:pStyle w:val="Choice"/>
+      </w:pPr>
+      <w:r>
+        <w:t>b)</w:t>
+        <w:tab/>
+        <w:t>Los programas son dispositivos físicos, mientras que los archivos de datos son intangibles.</w:t>
+      </w:r>
+    </w:p>
+    <w:p>
+      <w:pPr>
+        <w:pStyle w:val="Choice"/>
+      </w:pPr>
+      <w:r>
+        <w:t>c)</w:t>
+        <w:tab/>
+        <w:t>Ninguna de las anteriores.</w:t>
+      </w:r>
+    </w:p>
+    <w:p>
+      <w:pPr>
+        <w:pStyle w:val="Choice"/>
+      </w:pPr>
+      <w:r>
+        <w:t>d)</w:t>
+        <w:tab/>
+        <w:t>Los programas son secuencias de instrucciones, mientras que los archivos de datos contienen información para que los programas realicen sus funciones.</w:t>
+      </w:r>
+    </w:p>
+    <w:p>
+      <w:pPr>
+        <w:pStyle w:val="ListNumber"/>
+      </w:pPr>
+      <w:r>
+        <w:t>¿Quiénes suelen escribir los programas?</w:t>
+      </w:r>
+    </w:p>
+    <w:p>
+      <w:pPr>
+        <w:pStyle w:val="Choice"/>
+      </w:pPr>
+      <w:r>
+        <w:t>a)</w:t>
+        <w:tab/>
+        <w:t>Los fabricantes de los ordenadores.</w:t>
+      </w:r>
+    </w:p>
+    <w:p>
+      <w:pPr>
+        <w:pStyle w:val="Choice"/>
+      </w:pPr>
+      <w:r>
+        <w:t>b)</w:t>
+        <w:tab/>
+        <w:t>Programadores profesionales.</w:t>
+      </w:r>
+    </w:p>
+    <w:p>
+      <w:pPr>
+        <w:pStyle w:val="Choice"/>
+      </w:pPr>
+      <w:r>
+        <w:t>c)</w:t>
+        <w:tab/>
+        <w:t>Ninguna de las anteriores.</w:t>
+      </w:r>
+    </w:p>
+    <w:p>
+      <w:pPr>
+        <w:pStyle w:val="Choice"/>
+      </w:pPr>
+      <w:r>
+        <w:t>d)</w:t>
+        <w:tab/>
+        <w:t>Los usuarios finales de los programas.</w:t>
+      </w:r>
+    </w:p>
+    <w:p>
+      <w:pPr>
+        <w:pStyle w:val="ListNumber"/>
+      </w:pPr>
+      <w:r>
+        <w:t>¿Qué es el código fuente?</w:t>
+      </w:r>
+    </w:p>
+    <w:p>
+      <w:pPr>
+        <w:pStyle w:val="Choice"/>
+      </w:pPr>
+      <w:r>
+        <w:t>a)</w:t>
+        <w:tab/>
+        <w:t>Los archivos de datos que contienen la información necesaria para que los programas realicen sus funciones.</w:t>
+      </w:r>
+    </w:p>
+    <w:p>
+      <w:pPr>
+        <w:pStyle w:val="Choice"/>
+      </w:pPr>
+      <w:r>
+        <w:t>b)</w:t>
+        <w:tab/>
+        <w:t>Los programas ejecutables por los ordenadores.</w:t>
+      </w:r>
+    </w:p>
+    <w:p>
+      <w:pPr>
+        <w:pStyle w:val="Choice"/>
+      </w:pPr>
+      <w:r>
+        <w:t>c)</w:t>
+        <w:tab/>
+        <w:t>Ninguna de las anteriores.</w:t>
+      </w:r>
+    </w:p>
+    <w:p>
+      <w:pPr>
+        <w:pStyle w:val="Choice"/>
+      </w:pPr>
+      <w:r>
+        <w:t>d)</w:t>
+        <w:tab/>
+        <w:t>El conjunto de instrucciones escritas por los programadores profesionales.</w:t>
+      </w:r>
+    </w:p>
+    <w:p>
+      <w:pPr>
+        <w:pStyle w:val="ListNumber"/>
+      </w:pPr>
+      <w:r>
+        <w:t>¿Qué es un archivo ejecutable?</w:t>
+      </w:r>
+    </w:p>
+    <w:p>
+      <w:pPr>
+        <w:pStyle w:val="Choice"/>
+      </w:pPr>
+      <w:r>
+        <w:t>a)</w:t>
+        <w:tab/>
+        <w:t>Ninguna de las anteriores.</w:t>
+      </w:r>
+    </w:p>
+    <w:p>
+      <w:pPr>
+        <w:pStyle w:val="Choice"/>
+      </w:pPr>
+      <w:r>
+        <w:t>b)</w:t>
+        <w:tab/>
+        <w:t>El código fuente convertido en un formato comprensible por los ordenadores.</w:t>
+      </w:r>
+    </w:p>
+    <w:p>
+      <w:pPr>
+        <w:pStyle w:val="Choice"/>
+      </w:pPr>
+      <w:r>
+        <w:t>c)</w:t>
+        <w:tab/>
+        <w:t>Un archivo de texto que contiene las instrucciones para el programa.</w:t>
+      </w:r>
+    </w:p>
+    <w:p>
+      <w:pPr>
+        <w:pStyle w:val="Choice"/>
+      </w:pPr>
+      <w:r>
+        <w:t>d)</w:t>
+        <w:tab/>
+        <w:t>Un archivo de datos que contiene información necesaria para que los programas realicen sus funciones.</w:t>
+      </w:r>
+    </w:p>
+    <w:p>
+      <w:pPr>
+        <w:pStyle w:val="ListNumber"/>
+      </w:pPr>
+      <w:r>
+        <w:t>¿Qué ejemplos de programas se mencionan en el texto?</w:t>
+      </w:r>
+    </w:p>
+    <w:p>
+      <w:pPr>
+        <w:pStyle w:val="Choice"/>
+      </w:pPr>
+      <w:r>
+        <w:t>a)</w:t>
+        <w:tab/>
+        <w:t>Editores de texto, apps de mensajería electrónica, videojuegos y navegadores de internet.</w:t>
+      </w:r>
+    </w:p>
+    <w:p>
+      <w:pPr>
+        <w:pStyle w:val="Choice"/>
+      </w:pPr>
+      <w:r>
+        <w:t>b)</w:t>
+        <w:tab/>
+        <w:t>Archivos de datos como documentos PDF, imágenes JPG, presentaciones de Powerpoint PPTX, texto de un mensaje, página web HTML y canciones MP3.</w:t>
+      </w:r>
+    </w:p>
+    <w:p>
+      <w:pPr>
+        <w:pStyle w:val="Choice"/>
+      </w:pPr>
+      <w:r>
+        <w:t>c)</w:t>
+        <w:tab/>
+        <w:t>Ninguna de las anteriores.</w:t>
+      </w:r>
+    </w:p>
+    <w:p>
+      <w:pPr>
+        <w:pStyle w:val="Choice"/>
+      </w:pPr>
+      <w:r>
+        <w:t>d)</w:t>
+        <w:tab/>
+        <w:t>Programas que permiten manejar archivos de datos.</w:t>
+      </w:r>
+    </w:p>
+    <w:p>
+      <w:pPr>
+        <w:pStyle w:val="ListNumber"/>
+      </w:pPr>
+      <w:r>
+        <w:t>¿Qué son los archivos de datos?</w:t>
+      </w:r>
+    </w:p>
+    <w:p>
+      <w:pPr>
+        <w:pStyle w:val="Choice"/>
+      </w:pPr>
+      <w:r>
+        <w:t>a)</w:t>
+        <w:tab/>
+        <w:t>Archivos ejecutables que realizan una tarea específica en el ordenador.</w:t>
+      </w:r>
+    </w:p>
+    <w:p>
+      <w:pPr>
+        <w:pStyle w:val="Choice"/>
+      </w:pPr>
+      <w:r>
+        <w:t>b)</w:t>
+        <w:tab/>
+        <w:t>Dispositivos físicos que se conectan al ordenador.</w:t>
+      </w:r>
+    </w:p>
+    <w:p>
+      <w:pPr>
+        <w:pStyle w:val="Choice"/>
+      </w:pPr>
+      <w:r>
+        <w:t>c)</w:t>
+        <w:tab/>
+        <w:t>Ninguna de las anteriores.</w:t>
+      </w:r>
+    </w:p>
+    <w:p>
+      <w:pPr>
+        <w:pStyle w:val="Choice"/>
+      </w:pPr>
+      <w:r>
+        <w:t>d)</w:t>
+        <w:tab/>
+        <w:t>Archivos que contienen la información necesaria para que los programas realicen sus funciones.</w:t>
+      </w:r>
+    </w:p>
+    <w:p>
+      <w:pPr>
+        <w:pStyle w:val="ListNumber"/>
+      </w:pPr>
+      <w:r>
+        <w:t>¿Qué necesitan los archivos de datos para ser representados en pantalla o modificados?</w:t>
+      </w:r>
+    </w:p>
+    <w:p>
+      <w:pPr>
+        <w:pStyle w:val="Choice"/>
+      </w:pPr>
+      <w:r>
+        <w:t>a)</w:t>
+        <w:tab/>
+        <w:t>Un dispositivo de entrada como un teclado o ratón.</w:t>
+      </w:r>
+    </w:p>
+    <w:p>
+      <w:pPr>
+        <w:pStyle w:val="Choice"/>
+      </w:pPr>
+      <w:r>
+        <w:t>b)</w:t>
+        <w:tab/>
+        <w:t>Un programa o aplicación que los maneje.</w:t>
+      </w:r>
+    </w:p>
+    <w:p>
+      <w:pPr>
+        <w:pStyle w:val="Choice"/>
+      </w:pPr>
+      <w:r>
+        <w:t>c)</w:t>
+        <w:tab/>
+        <w:t>Un programa que los convierta en código fuente.</w:t>
       </w:r>
     </w:p>
     <w:p>
@@ -63,7 +399,7 @@
         <w:pStyle w:val="ListNumber"/>
       </w:pPr>
       <w:r>
-        <w:t>¿Cuál es la diferencia entre programas y archivos de datos?</w:t>
+        <w:t>¿Qué es un documento PDF?</w:t>
       </w:r>
     </w:p>
     <w:p>
@@ -73,7 +409,7 @@
       <w:r>
         <w:t>a)</w:t>
         <w:tab/>
-        <w:t>Los programas son secuencias de instrucciones, mientras que los archivos de datos contienen información para que los programas realicen sus funciones.</w:t>
+        <w:t>Un archivo ejecutable que realiza una tarea específica en el ordenador.</w:t>
       </w:r>
     </w:p>
     <w:p>
@@ -83,7 +419,7 @@
       <w:r>
         <w:t>b)</w:t>
         <w:tab/>
-        <w:t>Los programas son archivos de texto, mientras que los archivos de datos son archivos multimedia.</w:t>
+        <w:t>Un archivo de datos que contiene información necesaria para que los programas realicen sus funciones.</w:t>
       </w:r>
     </w:p>
     <w:p>
@@ -103,7 +439,7 @@
       <w:r>
         <w:t>d)</w:t>
         <w:tab/>
-        <w:t>Los programas son dispositivos físicos, mientras que los archivos de datos son intangibles.</w:t>
+        <w:t>Un formato de archivo utilizado para representar documentos de forma independiente del software, el hardware y el sistema operativo utilizado para crearlos.</w:t>
       </w:r>
     </w:p>
     <w:p>
@@ -111,7 +447,7 @@
         <w:pStyle w:val="ListNumber"/>
       </w:pPr>
       <w:r>
-        <w:t>¿Quiénes suelen escribir los programas?</w:t>
+        <w:t>¿Qué es un archivo JPG?</w:t>
       </w:r>
     </w:p>
     <w:p>
@@ -121,7 +457,7 @@
       <w:r>
         <w:t>a)</w:t>
         <w:tab/>
-        <w:t>Los fabricantes de los ordenadores.</w:t>
+        <w:t>Un archivo ejecutable que realiza una tarea específica en el ordenador.</w:t>
       </w:r>
     </w:p>
     <w:p>
@@ -130,162 +466,18 @@
       </w:pPr>
       <w:r>
         <w:t>b)</w:t>
-        <w:tab/>
-        <w:t>Los usuarios finales de los programas.</w:t>
-      </w:r>
-    </w:p>
-    <w:p>
-      <w:pPr>
-        <w:pStyle w:val="Choice"/>
-      </w:pPr>
-      <w:r>
-        <w:t>c)</w:t>
-        <w:tab/>
-        <w:t>Ninguna de las anteriores.</w:t>
-      </w:r>
-    </w:p>
-    <w:p>
-      <w:pPr>
-        <w:pStyle w:val="Choice"/>
-      </w:pPr>
-      <w:r>
-        <w:t>d)</w:t>
-        <w:tab/>
-        <w:t>Programadores profesionales.</w:t>
-      </w:r>
-    </w:p>
-    <w:p>
-      <w:pPr>
-        <w:pStyle w:val="ListNumber"/>
-      </w:pPr>
-      <w:r>
-        <w:t>¿Qué es el código fuente?</w:t>
-      </w:r>
-    </w:p>
-    <w:p>
-      <w:pPr>
-        <w:pStyle w:val="Choice"/>
-      </w:pPr>
-      <w:r>
-        <w:t>a)</w:t>
-        <w:tab/>
-        <w:t>Los archivos de datos que contienen la información necesaria para que los programas realicen sus funciones.</w:t>
-      </w:r>
-    </w:p>
-    <w:p>
-      <w:pPr>
-        <w:pStyle w:val="Choice"/>
-      </w:pPr>
-      <w:r>
-        <w:t>b)</w:t>
-        <w:tab/>
-        <w:t>Ninguna de las anteriores.</w:t>
-      </w:r>
-    </w:p>
-    <w:p>
-      <w:pPr>
-        <w:pStyle w:val="Choice"/>
-      </w:pPr>
-      <w:r>
-        <w:t>c)</w:t>
-        <w:tab/>
-        <w:t>El conjunto de instrucciones escritas por los programadores profesionales.</w:t>
-      </w:r>
-    </w:p>
-    <w:p>
-      <w:pPr>
-        <w:pStyle w:val="Choice"/>
-      </w:pPr>
-      <w:r>
-        <w:t>d)</w:t>
-        <w:tab/>
-        <w:t>Los programas ejecutables por los ordenadores.</w:t>
-      </w:r>
-    </w:p>
-    <w:p>
-      <w:pPr>
-        <w:pStyle w:val="ListNumber"/>
-      </w:pPr>
-      <w:r>
-        <w:t>¿Qué es un archivo ejecutable?</w:t>
-      </w:r>
-    </w:p>
-    <w:p>
-      <w:pPr>
-        <w:pStyle w:val="Choice"/>
-      </w:pPr>
-      <w:r>
-        <w:t>a)</w:t>
-        <w:tab/>
-        <w:t>Un archivo de texto que contiene las instrucciones para el programa.</w:t>
-      </w:r>
-    </w:p>
-    <w:p>
-      <w:pPr>
-        <w:pStyle w:val="Choice"/>
-      </w:pPr>
-      <w:r>
-        <w:t>b)</w:t>
-        <w:tab/>
-        <w:t>Ninguna de las anteriores.</w:t>
-      </w:r>
-    </w:p>
-    <w:p>
-      <w:pPr>
-        <w:pStyle w:val="Choice"/>
-      </w:pPr>
-      <w:r>
-        <w:t>c)</w:t>
-        <w:tab/>
-        <w:t>El código fuente convertido en un formato comprensible por los ordenadores.</w:t>
-      </w:r>
-    </w:p>
-    <w:p>
-      <w:pPr>
-        <w:pStyle w:val="Choice"/>
-      </w:pPr>
-      <w:r>
-        <w:t>d)</w:t>
         <w:tab/>
         <w:t>Un archivo de datos que contiene información necesaria para que los programas realicen sus funciones.</w:t>
       </w:r>
     </w:p>
     <w:p>
       <w:pPr>
-        <w:pStyle w:val="ListNumber"/>
-      </w:pPr>
-      <w:r>
-        <w:t>¿Qué ejemplos de programas se mencionan en el texto?</w:t>
-      </w:r>
-    </w:p>
-    <w:p>
-      <w:pPr>
-        <w:pStyle w:val="Choice"/>
-      </w:pPr>
-      <w:r>
-        <w:t>a)</w:t>
-        <w:tab/>
-        <w:t>Editores de texto, apps de mensajería electrónica, videojuegos y navegadores de internet.</w:t>
-      </w:r>
-    </w:p>
-    <w:p>
-      <w:pPr>
-        <w:pStyle w:val="Choice"/>
-      </w:pPr>
-      <w:r>
-        <w:t>b)</w:t>
-        <w:tab/>
-        <w:t>Archivos de datos como documentos PDF, imágenes JPG, presentaciones de Powerpoint PPTX, texto de un mensaje, página web HTML y canciones MP3.</w:t>
-      </w:r>
-    </w:p>
-    <w:p>
-      <w:pPr>
         <w:pStyle w:val="Choice"/>
       </w:pPr>
       <w:r>
         <w:t>c)</w:t>
         <w:tab/>
-        <w:t>Programas que permiten manejar archivos de datos.</w:t>
+        <w:t>Un formato de archivo utilizado para comprimir imágenes.</w:t>
       </w:r>
     </w:p>
     <w:p>
@@ -303,198 +495,6 @@
         <w:pStyle w:val="ListNumber"/>
       </w:pPr>
       <w:r>
-        <w:t>¿Qué son los archivos de datos?</w:t>
-      </w:r>
-    </w:p>
-    <w:p>
-      <w:pPr>
-        <w:pStyle w:val="Choice"/>
-      </w:pPr>
-      <w:r>
-        <w:t>a)</w:t>
-        <w:tab/>
-        <w:t>Archivos ejecutables que realizan una tarea específica en el ordenador.</w:t>
-      </w:r>
-    </w:p>
-    <w:p>
-      <w:pPr>
-        <w:pStyle w:val="Choice"/>
-      </w:pPr>
-      <w:r>
-        <w:t>b)</w:t>
-        <w:tab/>
-        <w:t>Dispositivos físicos que se conectan al ordenador.</w:t>
-      </w:r>
-    </w:p>
-    <w:p>
-      <w:pPr>
-        <w:pStyle w:val="Choice"/>
-      </w:pPr>
-      <w:r>
-        <w:t>c)</w:t>
-        <w:tab/>
-        <w:t>Ninguna de las anteriores.</w:t>
-      </w:r>
-    </w:p>
-    <w:p>
-      <w:pPr>
-        <w:pStyle w:val="Choice"/>
-      </w:pPr>
-      <w:r>
-        <w:t>d)</w:t>
-        <w:tab/>
-        <w:t>Archivos que contienen la información necesaria para que los programas realicen sus funciones.</w:t>
-      </w:r>
-    </w:p>
-    <w:p>
-      <w:pPr>
-        <w:pStyle w:val="ListNumber"/>
-      </w:pPr>
-      <w:r>
-        <w:t>¿Qué necesitan los archivos de datos para ser representados en pantalla o modificados?</w:t>
-      </w:r>
-    </w:p>
-    <w:p>
-      <w:pPr>
-        <w:pStyle w:val="Choice"/>
-      </w:pPr>
-      <w:r>
-        <w:t>a)</w:t>
-        <w:tab/>
-        <w:t>Un programa o aplicación que los maneje.</w:t>
-      </w:r>
-    </w:p>
-    <w:p>
-      <w:pPr>
-        <w:pStyle w:val="Choice"/>
-      </w:pPr>
-      <w:r>
-        <w:t>b)</w:t>
-        <w:tab/>
-        <w:t>Un programa que los convierta en código fuente.</w:t>
-      </w:r>
-    </w:p>
-    <w:p>
-      <w:pPr>
-        <w:pStyle w:val="Choice"/>
-      </w:pPr>
-      <w:r>
-        <w:t>c)</w:t>
-        <w:tab/>
-        <w:t>Ninguna de las anteriores.</w:t>
-      </w:r>
-    </w:p>
-    <w:p>
-      <w:pPr>
-        <w:pStyle w:val="Choice"/>
-      </w:pPr>
-      <w:r>
-        <w:t>d)</w:t>
-        <w:tab/>
-        <w:t>Un dispositivo de entrada como un teclado o ratón.</w:t>
-      </w:r>
-    </w:p>
-    <w:p>
-      <w:pPr>
-        <w:pStyle w:val="ListNumber"/>
-      </w:pPr>
-      <w:r>
-        <w:t>¿Qué es un documento PDF?</w:t>
-      </w:r>
-    </w:p>
-    <w:p>
-      <w:pPr>
-        <w:pStyle w:val="Choice"/>
-      </w:pPr>
-      <w:r>
-        <w:t>a)</w:t>
-        <w:tab/>
-        <w:t>Un archivo de datos que contiene información necesaria para que los programas realicen sus funciones.</w:t>
-      </w:r>
-    </w:p>
-    <w:p>
-      <w:pPr>
-        <w:pStyle w:val="Choice"/>
-      </w:pPr>
-      <w:r>
-        <w:t>b)</w:t>
-        <w:tab/>
-        <w:t>Un archivo ejecutable que realiza una tarea específica en el ordenador.</w:t>
-      </w:r>
-    </w:p>
-    <w:p>
-      <w:pPr>
-        <w:pStyle w:val="Choice"/>
-      </w:pPr>
-      <w:r>
-        <w:t>c)</w:t>
-        <w:tab/>
-        <w:t>Ninguna de las anteriores.</w:t>
-      </w:r>
-    </w:p>
-    <w:p>
-      <w:pPr>
-        <w:pStyle w:val="Choice"/>
-      </w:pPr>
-      <w:r>
-        <w:t>d)</w:t>
-        <w:tab/>
-        <w:t>Un formato de archivo utilizado para representar documentos de forma independiente del software, el hardware y el sistema operativo utilizado para crearlos.</w:t>
-      </w:r>
-    </w:p>
-    <w:p>
-      <w:pPr>
-        <w:pStyle w:val="ListNumber"/>
-      </w:pPr>
-      <w:r>
-        <w:t>¿Qué es un archivo JPG?</w:t>
-      </w:r>
-    </w:p>
-    <w:p>
-      <w:pPr>
-        <w:pStyle w:val="Choice"/>
-      </w:pPr>
-      <w:r>
-        <w:t>a)</w:t>
-        <w:tab/>
-        <w:t>Un archivo de datos que contiene información necesaria para que los programas realicen sus funciones.</w:t>
-      </w:r>
-    </w:p>
-    <w:p>
-      <w:pPr>
-        <w:pStyle w:val="Choice"/>
-      </w:pPr>
-      <w:r>
-        <w:t>b)</w:t>
-        <w:tab/>
-        <w:t>Un formato de archivo utilizado para comprimir imágenes.</w:t>
-      </w:r>
-    </w:p>
-    <w:p>
-      <w:pPr>
-        <w:pStyle w:val="Choice"/>
-      </w:pPr>
-      <w:r>
-        <w:t>c)</w:t>
-        <w:tab/>
-        <w:t>Un archivo ejecutable que realiza una tarea específica en el ordenador.</w:t>
-      </w:r>
-    </w:p>
-    <w:p>
-      <w:pPr>
-        <w:pStyle w:val="Choice"/>
-      </w:pPr>
-      <w:r>
-        <w:t>d)</w:t>
-        <w:tab/>
-        <w:t>Ninguna de las anteriores.</w:t>
-      </w:r>
-    </w:p>
-    <w:p>
-      <w:pPr>
-        <w:pStyle w:val="ListNumber"/>
-      </w:pPr>
-      <w:r>
         <w:t>¿Qué son los sistemas operativos?</w:t>
       </w:r>
     </w:p>
@@ -505,7 +505,7 @@
       <w:r>
         <w:t>a)</w:t>
         <w:tab/>
-        <w:t>Los programas que inician los ordenadores y que gestionan todos sus recursos.</w:t>
+        <w:t>Los programas que sirven para crear el resto de los programas.</w:t>
       </w:r>
     </w:p>
     <w:p>
@@ -525,7 +525,7 @@
       <w:r>
         <w:t>c)</w:t>
         <w:tab/>
-        <w:t>Los programas que se encargan de editar texto y otros tipos de documentos.</w:t>
+        <w:t>Los programas que inician los ordenadores y que gestionan todos sus recursos.</w:t>
       </w:r>
     </w:p>
     <w:p>
@@ -535,7 +535,7 @@
       <w:r>
         <w:t>d)</w:t>
         <w:tab/>
-        <w:t>Los programas que sirven para crear el resto de los programas.</w:t>
+        <w:t>Los programas que se encargan de editar texto y otros tipos de documentos.</w:t>
       </w:r>
     </w:p>
     <w:p>
@@ -553,7 +553,7 @@
       <w:r>
         <w:t>a)</w:t>
         <w:tab/>
-        <w:t>PHP, Python, C, Java y JavaScript.</w:t>
+        <w:t>Eclipse, Visual Studio Code, Notepad++ y Vim.</w:t>
       </w:r>
     </w:p>
     <w:p>
@@ -562,16 +562,6 @@
       </w:pPr>
       <w:r>
         <w:t>b)</w:t>
-        <w:tab/>
-        <w:t>Microsoft Office, Adobe Creative Suite, VLC Media Player, QuickTime y WinRAR.</w:t>
-      </w:r>
-    </w:p>
-    <w:p>
-      <w:pPr>
-        <w:pStyle w:val="Choice"/>
-      </w:pPr>
-      <w:r>
-        <w:t>c)</w:t>
         <w:tab/>
         <w:t>Microsoft Windows, Apple macOS, GNU/Linux, Apple iOS y Google Android.</w:t>
       </w:r>
@@ -581,9 +571,19 @@
         <w:pStyle w:val="Choice"/>
       </w:pPr>
       <w:r>
+        <w:t>c)</w:t>
+        <w:tab/>
+        <w:t>PHP, Python, C, Java y JavaScript.</w:t>
+      </w:r>
+    </w:p>
+    <w:p>
+      <w:pPr>
+        <w:pStyle w:val="Choice"/>
+      </w:pPr>
+      <w:r>
         <w:t>d)</w:t>
         <w:tab/>
-        <w:t>Eclipse, Visual Studio Code, Notepad++ y Vim.</w:t>
+        <w:t>Microsoft Office, Adobe Creative Suite, VLC Media Player, QuickTime y WinRAR.</w:t>
       </w:r>
     </w:p>
     <w:p>
@@ -621,7 +621,7 @@
       <w:r>
         <w:t>c)</w:t>
         <w:tab/>
-        <w:t>El software que se utiliza para crear el resto de los programas.</w:t>
+        <w:t>El software que inicia los ordenadores y que gestiona todos sus recursos.</w:t>
       </w:r>
     </w:p>
     <w:p>
@@ -631,7 +631,7 @@
       <w:r>
         <w:t>d)</w:t>
         <w:tab/>
-        <w:t>El software que inicia los ordenadores y que gestiona todos sus recursos.</w:t>
+        <w:t>El software que se utiliza para crear el resto de los programas.</w:t>
       </w:r>
     </w:p>
     <w:p>
@@ -649,7 +649,7 @@
       <w:r>
         <w:t>a)</w:t>
         <w:tab/>
-        <w:t>La información necesaria para que los programas realicen sus funciones.</w:t>
+        <w:t>La secuencia de instrucciones escritas para realizar una tarea específica en un ordenador.</w:t>
       </w:r>
     </w:p>
     <w:p>
@@ -669,25 +669,73 @@
       <w:r>
         <w:t>c)</w:t>
         <w:tab/>
-        <w:t>La secuencia de instrucciones escritas para realizar una tarea específica en un ordenador.</w:t>
-      </w:r>
-    </w:p>
-    <w:p>
-      <w:pPr>
-        <w:pStyle w:val="Choice"/>
-      </w:pPr>
-      <w:r>
-        <w:t>d)</w:t>
-        <w:tab/>
         <w:t>El archivo ejecutable, comprensible por los ordenadores.</w:t>
       </w:r>
     </w:p>
     <w:p>
       <w:pPr>
+        <w:pStyle w:val="Choice"/>
+      </w:pPr>
+      <w:r>
+        <w:t>d)</w:t>
+        <w:tab/>
+        <w:t>La información necesaria para que los programas realicen sus funciones.</w:t>
+      </w:r>
+    </w:p>
+    <w:p>
+      <w:pPr>
         <w:pStyle w:val="ListNumber"/>
       </w:pPr>
       <w:r>
         <w:t>¿Qué lenguaje de programación se utiliza para crear los sistemas operativos, navegadores y ofimática?</w:t>
+      </w:r>
+    </w:p>
+    <w:p>
+      <w:pPr>
+        <w:pStyle w:val="Choice"/>
+      </w:pPr>
+      <w:r>
+        <w:t>a)</w:t>
+        <w:tab/>
+        <w:t>El lenguaje C.</w:t>
+      </w:r>
+    </w:p>
+    <w:p>
+      <w:pPr>
+        <w:pStyle w:val="Choice"/>
+      </w:pPr>
+      <w:r>
+        <w:t>b)</w:t>
+        <w:tab/>
+        <w:t>El lenguaje Python.</w:t>
+      </w:r>
+    </w:p>
+    <w:p>
+      <w:pPr>
+        <w:pStyle w:val="Choice"/>
+      </w:pPr>
+      <w:r>
+        <w:t>c)</w:t>
+        <w:tab/>
+        <w:t>El lenguaje PHP.</w:t>
+      </w:r>
+    </w:p>
+    <w:p>
+      <w:pPr>
+        <w:pStyle w:val="Choice"/>
+      </w:pPr>
+      <w:r>
+        <w:t>d)</w:t>
+        <w:tab/>
+        <w:t>El lenguaje Java.</w:t>
+      </w:r>
+    </w:p>
+    <w:p>
+      <w:pPr>
+        <w:pStyle w:val="ListNumber"/>
+      </w:pPr>
+      <w:r>
+        <w:t>¿Qué lenguaje de programación se utiliza para crear las aplicaciones en Android?</w:t>
       </w:r>
     </w:p>
     <w:p>
@@ -707,7 +755,7 @@
       <w:r>
         <w:t>b)</w:t>
         <w:tab/>
-        <w:t>El lenguaje C.</w:t>
+        <w:t>El lenguaje Python.</w:t>
       </w:r>
     </w:p>
     <w:p>
@@ -717,7 +765,7 @@
       <w:r>
         <w:t>c)</w:t>
         <w:tab/>
-        <w:t>El lenguaje Python.</w:t>
+        <w:t>El lenguaje C.</w:t>
       </w:r>
     </w:p>
     <w:p>
@@ -735,54 +783,6 @@
         <w:pStyle w:val="ListNumber"/>
       </w:pPr>
       <w:r>
-        <w:t>¿Qué lenguaje de programación se utiliza para crear las aplicaciones en Android?</w:t>
-      </w:r>
-    </w:p>
-    <w:p>
-      <w:pPr>
-        <w:pStyle w:val="Choice"/>
-      </w:pPr>
-      <w:r>
-        <w:t>a)</w:t>
-        <w:tab/>
-        <w:t>El lenguaje PHP.</w:t>
-      </w:r>
-    </w:p>
-    <w:p>
-      <w:pPr>
-        <w:pStyle w:val="Choice"/>
-      </w:pPr>
-      <w:r>
-        <w:t>b)</w:t>
-        <w:tab/>
-        <w:t>El lenguaje Java.</w:t>
-      </w:r>
-    </w:p>
-    <w:p>
-      <w:pPr>
-        <w:pStyle w:val="Choice"/>
-      </w:pPr>
-      <w:r>
-        <w:t>c)</w:t>
-        <w:tab/>
-        <w:t>El lenguaje Python.</w:t>
-      </w:r>
-    </w:p>
-    <w:p>
-      <w:pPr>
-        <w:pStyle w:val="Choice"/>
-      </w:pPr>
-      <w:r>
-        <w:t>d)</w:t>
-        <w:tab/>
-        <w:t>El lenguaje C.</w:t>
-      </w:r>
-    </w:p>
-    <w:p>
-      <w:pPr>
-        <w:pStyle w:val="ListNumber"/>
-      </w:pPr>
-      <w:r>
         <w:t>¿Qué son los lenguajes de programación interpretados?</w:t>
       </w:r>
     </w:p>
@@ -793,7 +793,7 @@
       <w:r>
         <w:t>a)</w:t>
         <w:tab/>
-        <w:t>Lenguajes que no se compilan sino que se interpretan a medida que se necesita.</w:t>
+        <w:t>Lenguajes que se compilan para generar un programa o aplicación que instalamos en nuestros ordenadores.</w:t>
       </w:r>
     </w:p>
     <w:p>
@@ -823,7 +823,7 @@
       <w:r>
         <w:t>d)</w:t>
         <w:tab/>
-        <w:t>Lenguajes que se compilan para generar un programa o aplicación que instalamos en nuestros ordenadores.</w:t>
+        <w:t>Lenguajes que no se compilan sino que se interpretan a medida que se necesita.</w:t>
       </w:r>
     </w:p>
     <w:p>
@@ -841,7 +841,7 @@
       <w:r>
         <w:t>a)</w:t>
         <w:tab/>
-        <w:t>JavaScript, Java y PHP.</w:t>
+        <w:t>PHP, Python y JavaScript.</w:t>
       </w:r>
     </w:p>
     <w:p>
@@ -850,6 +850,16 @@
       </w:pPr>
       <w:r>
         <w:t>b)</w:t>
+        <w:tab/>
+        <w:t>C, Java y Python.</w:t>
+      </w:r>
+    </w:p>
+    <w:p>
+      <w:pPr>
+        <w:pStyle w:val="Choice"/>
+      </w:pPr>
+      <w:r>
+        <w:t>c)</w:t>
         <w:tab/>
         <w:t>C, Python y JavaScript.</w:t>
       </w:r>
@@ -859,19 +869,9 @@
         <w:pStyle w:val="Choice"/>
       </w:pPr>
       <w:r>
-        <w:t>c)</w:t>
-        <w:tab/>
-        <w:t>C, Java y Python.</w:t>
-      </w:r>
-    </w:p>
-    <w:p>
-      <w:pPr>
-        <w:pStyle w:val="Choice"/>
-      </w:pPr>
-      <w:r>
         <w:t>d)</w:t>
         <w:tab/>
-        <w:t>PHP, Python y JavaScript.</w:t>
+        <w:t>JavaScript, Java y PHP.</w:t>
       </w:r>
     </w:p>
     <w:p>
@@ -889,7 +889,7 @@
       <w:r>
         <w:t>a)</w:t>
         <w:tab/>
-        <w:t>Eclipse, Visual Studio Code, Notepad++ y Vim.</w:t>
+        <w:t>Microsoft Windows, Apple macOS, GNU/Linux, Apple iOS y Google Android.</w:t>
       </w:r>
     </w:p>
     <w:p>
@@ -909,7 +909,7 @@
       <w:r>
         <w:t>c)</w:t>
         <w:tab/>
-        <w:t>Microsoft Windows, Apple macOS, GNU/Linux, Apple iOS y Google Android.</w:t>
+        <w:t>Eclipse, Visual Studio Code, Notepad++ y Vim.</w:t>
       </w:r>
     </w:p>
     <w:p>
@@ -937,7 +937,7 @@
       <w:r>
         <w:t>a)</w:t>
         <w:tab/>
-        <w:t>Representar los archivos de datos en pantalla o modificarlos.</w:t>
+        <w:t>Crear los demás programas.</w:t>
       </w:r>
     </w:p>
     <w:p>
@@ -946,6 +946,16 @@
       </w:pPr>
       <w:r>
         <w:t>b)</w:t>
+        <w:tab/>
+        <w:t>Contener la información necesaria para que los programas realicen sus funciones.</w:t>
+      </w:r>
+    </w:p>
+    <w:p>
+      <w:pPr>
+        <w:pStyle w:val="Choice"/>
+      </w:pPr>
+      <w:r>
+        <w:t>c)</w:t>
         <w:tab/>
         <w:t>Iniciar los ordenadores y gestionar todos sus recursos.</w:t>
       </w:r>
@@ -955,19 +965,9 @@
         <w:pStyle w:val="Choice"/>
       </w:pPr>
       <w:r>
-        <w:t>c)</w:t>
-        <w:tab/>
-        <w:t>Crear los demás programas.</w:t>
-      </w:r>
-    </w:p>
-    <w:p>
-      <w:pPr>
-        <w:pStyle w:val="Choice"/>
-      </w:pPr>
-      <w:r>
         <w:t>d)</w:t>
         <w:tab/>
-        <w:t>Contener la información necesaria para que los programas realicen sus funciones.</w:t>
+        <w:t>Representar los archivos de datos en pantalla o modificarlos.</w:t>
       </w:r>
     </w:p>
     <w:p>
@@ -985,6 +985,16 @@
       <w:r>
         <w:t>a)</w:t>
         <w:tab/>
+        <w:t>Programas que inician los ordenadores y que gestionan todos sus recursos.</w:t>
+      </w:r>
+    </w:p>
+    <w:p>
+      <w:pPr>
+        <w:pStyle w:val="Choice"/>
+      </w:pPr>
+      <w:r>
+        <w:t>b)</w:t>
+        <w:tab/>
         <w:t>Programas que interpretan código fuente.</w:t>
       </w:r>
     </w:p>
@@ -993,19 +1003,9 @@
         <w:pStyle w:val="Choice"/>
       </w:pPr>
       <w:r>
-        <w:t>b)</w:t>
+        <w:t>c)</w:t>
         <w:tab/>
         <w:t>Programas que ayudan a los usuarios a llevar a cabo tareas específicas.</w:t>
-      </w:r>
-    </w:p>
-    <w:p>
-      <w:pPr>
-        <w:pStyle w:val="Choice"/>
-      </w:pPr>
-      <w:r>
-        <w:t>c)</w:t>
-        <w:tab/>
-        <w:t>Programas que inician los ordenadores y que gestionan todos sus recursos.</w:t>
       </w:r>
     </w:p>
     <w:p>
@@ -1053,17 +1053,65 @@
       <w:r>
         <w:t>c)</w:t>
         <w:tab/>
+        <w:t>Lenguaje PHP.</w:t>
+      </w:r>
+    </w:p>
+    <w:p>
+      <w:pPr>
+        <w:pStyle w:val="Choice"/>
+      </w:pPr>
+      <w:r>
+        <w:t>d)</w:t>
+        <w:tab/>
         <w:t>Lenguaje Python.</w:t>
       </w:r>
     </w:p>
     <w:p>
       <w:pPr>
+        <w:pStyle w:val="ListNumber"/>
+      </w:pPr>
+      <w:r>
+        <w:t>¿Qué son los editores de código?</w:t>
+      </w:r>
+    </w:p>
+    <w:p>
+      <w:pPr>
+        <w:pStyle w:val="Choice"/>
+      </w:pPr>
+      <w:r>
+        <w:t>a)</w:t>
+        <w:tab/>
+        <w:t>Son programas que se ejecutan en el navegador.</w:t>
+      </w:r>
+    </w:p>
+    <w:p>
+      <w:pPr>
+        <w:pStyle w:val="Choice"/>
+      </w:pPr>
+      <w:r>
+        <w:t>b)</w:t>
+        <w:tab/>
+        <w:t>Son programas que crean aplicaciones en Android.</w:t>
+      </w:r>
+    </w:p>
+    <w:p>
+      <w:pPr>
+        <w:pStyle w:val="Choice"/>
+      </w:pPr>
+      <w:r>
+        <w:t>c)</w:t>
+        <w:tab/>
+        <w:t>Son programas que ayudan al programador a la hora de escribir programas.</w:t>
+      </w:r>
+    </w:p>
+    <w:p>
+      <w:pPr>
         <w:pStyle w:val="Choice"/>
       </w:pPr>
       <w:r>
         <w:t>d)</w:t>
         <w:tab/>
-        <w:t>Lenguaje PHP.</w:t>
+        <w:t>Son programas que interpretan código fuente.</w:t>
       </w:r>
     </w:p>
     <w:p>
@@ -1071,7 +1119,199 @@
         <w:pStyle w:val="ListNumber"/>
       </w:pPr>
       <w:r>
-        <w:t>¿Qué son los editores de código?</w:t>
+        <w:t>¿Cuál es una suite ofimática de código libre?</w:t>
+      </w:r>
+    </w:p>
+    <w:p>
+      <w:pPr>
+        <w:pStyle w:val="Choice"/>
+      </w:pPr>
+      <w:r>
+        <w:t>a)</w:t>
+        <w:tab/>
+        <w:t>LibreOffice.</w:t>
+      </w:r>
+    </w:p>
+    <w:p>
+      <w:pPr>
+        <w:pStyle w:val="Choice"/>
+      </w:pPr>
+      <w:r>
+        <w:t>b)</w:t>
+        <w:tab/>
+        <w:t>Microsoft Office.</w:t>
+      </w:r>
+    </w:p>
+    <w:p>
+      <w:pPr>
+        <w:pStyle w:val="Choice"/>
+      </w:pPr>
+      <w:r>
+        <w:t>c)</w:t>
+        <w:tab/>
+        <w:t>Adobe Creative Suite.</w:t>
+      </w:r>
+    </w:p>
+    <w:p>
+      <w:pPr>
+        <w:pStyle w:val="Choice"/>
+      </w:pPr>
+      <w:r>
+        <w:t>d)</w:t>
+        <w:tab/>
+        <w:t>Google Workspace.</w:t>
+      </w:r>
+    </w:p>
+    <w:p>
+      <w:pPr>
+        <w:pStyle w:val="ListNumber"/>
+      </w:pPr>
+      <w:r>
+        <w:t>¿Qué son las aplicaciones de Diseño Asistido por Computadora (CAD)?</w:t>
+      </w:r>
+    </w:p>
+    <w:p>
+      <w:pPr>
+        <w:pStyle w:val="Choice"/>
+      </w:pPr>
+      <w:r>
+        <w:t>a)</w:t>
+        <w:tab/>
+        <w:t>Son programas para la gestión de las nóminas y facturas.</w:t>
+      </w:r>
+    </w:p>
+    <w:p>
+      <w:pPr>
+        <w:pStyle w:val="Choice"/>
+      </w:pPr>
+      <w:r>
+        <w:t>b)</w:t>
+        <w:tab/>
+        <w:t>Son programas utilizados para la manipulación de imágenes.</w:t>
+      </w:r>
+    </w:p>
+    <w:p>
+      <w:pPr>
+        <w:pStyle w:val="Choice"/>
+      </w:pPr>
+      <w:r>
+        <w:t>c)</w:t>
+        <w:tab/>
+        <w:t>Ayudan a la creación de planos de edificios y planos mecánicos.</w:t>
+      </w:r>
+    </w:p>
+    <w:p>
+      <w:pPr>
+        <w:pStyle w:val="Choice"/>
+      </w:pPr>
+      <w:r>
+        <w:t>d)</w:t>
+        <w:tab/>
+        <w:t>Son navegadores de internet.</w:t>
+      </w:r>
+    </w:p>
+    <w:p>
+      <w:pPr>
+        <w:pStyle w:val="ListNumber"/>
+      </w:pPr>
+      <w:r>
+        <w:t>¿Qué programa se utiliza para la creación de figuras en 3 dimensiones?</w:t>
+      </w:r>
+    </w:p>
+    <w:p>
+      <w:pPr>
+        <w:pStyle w:val="Choice"/>
+      </w:pPr>
+      <w:r>
+        <w:t>a)</w:t>
+        <w:tab/>
+        <w:t>Blender.</w:t>
+      </w:r>
+    </w:p>
+    <w:p>
+      <w:pPr>
+        <w:pStyle w:val="Choice"/>
+      </w:pPr>
+      <w:r>
+        <w:t>b)</w:t>
+        <w:tab/>
+        <w:t>Adobe Ilustrator.</w:t>
+      </w:r>
+    </w:p>
+    <w:p>
+      <w:pPr>
+        <w:pStyle w:val="Choice"/>
+      </w:pPr>
+      <w:r>
+        <w:t>c)</w:t>
+        <w:tab/>
+        <w:t>Autocad.</w:t>
+      </w:r>
+    </w:p>
+    <w:p>
+      <w:pPr>
+        <w:pStyle w:val="Choice"/>
+      </w:pPr>
+      <w:r>
+        <w:t>d)</w:t>
+        <w:tab/>
+        <w:t>GIMP.</w:t>
+      </w:r>
+    </w:p>
+    <w:p>
+      <w:pPr>
+        <w:pStyle w:val="ListNumber"/>
+      </w:pPr>
+      <w:r>
+        <w:t>¿Qué programa se utiliza para la manipulación de imágenes?</w:t>
+      </w:r>
+    </w:p>
+    <w:p>
+      <w:pPr>
+        <w:pStyle w:val="Choice"/>
+      </w:pPr>
+      <w:r>
+        <w:t>a)</w:t>
+        <w:tab/>
+        <w:t>Adobe Premiere.</w:t>
+      </w:r>
+    </w:p>
+    <w:p>
+      <w:pPr>
+        <w:pStyle w:val="Choice"/>
+      </w:pPr>
+      <w:r>
+        <w:t>b)</w:t>
+        <w:tab/>
+        <w:t>VLC.</w:t>
+      </w:r>
+    </w:p>
+    <w:p>
+      <w:pPr>
+        <w:pStyle w:val="Choice"/>
+      </w:pPr>
+      <w:r>
+        <w:t>c)</w:t>
+        <w:tab/>
+        <w:t>Audacity.</w:t>
+      </w:r>
+    </w:p>
+    <w:p>
+      <w:pPr>
+        <w:pStyle w:val="Choice"/>
+      </w:pPr>
+      <w:r>
+        <w:t>d)</w:t>
+        <w:tab/>
+        <w:t>Photoshop.</w:t>
+      </w:r>
+    </w:p>
+    <w:p>
+      <w:pPr>
+        <w:pStyle w:val="ListNumber"/>
+      </w:pPr>
+      <w:r>
+        <w:t>¿Qué son los gestores de bases de datos?</w:t>
       </w:r>
     </w:p>
     <w:p>
@@ -1091,257 +1331,17 @@
       <w:r>
         <w:t>b)</w:t>
         <w:tab/>
-        <w:t>Son programas que se ejecutan en el navegador.</w:t>
-      </w:r>
-    </w:p>
-    <w:p>
-      <w:pPr>
-        <w:pStyle w:val="Choice"/>
-      </w:pPr>
-      <w:r>
-        <w:t>c)</w:t>
-        <w:tab/>
-        <w:t>Son programas que ayudan al programador a la hora de escribir programas.</w:t>
-      </w:r>
-    </w:p>
-    <w:p>
-      <w:pPr>
-        <w:pStyle w:val="Choice"/>
-      </w:pPr>
-      <w:r>
-        <w:t>d)</w:t>
-        <w:tab/>
         <w:t>Son programas que interpretan código fuente.</w:t>
       </w:r>
     </w:p>
     <w:p>
       <w:pPr>
-        <w:pStyle w:val="ListNumber"/>
-      </w:pPr>
-      <w:r>
-        <w:t>¿Cuál es una suite ofimática de código libre?</w:t>
-      </w:r>
-    </w:p>
-    <w:p>
-      <w:pPr>
-        <w:pStyle w:val="Choice"/>
-      </w:pPr>
-      <w:r>
-        <w:t>a)</w:t>
-        <w:tab/>
-        <w:t>Microsoft Office.</w:t>
-      </w:r>
-    </w:p>
-    <w:p>
-      <w:pPr>
-        <w:pStyle w:val="Choice"/>
-      </w:pPr>
-      <w:r>
-        <w:t>b)</w:t>
-        <w:tab/>
-        <w:t>Adobe Creative Suite.</w:t>
-      </w:r>
-    </w:p>
-    <w:p>
-      <w:pPr>
         <w:pStyle w:val="Choice"/>
       </w:pPr>
       <w:r>
         <w:t>c)</w:t>
         <w:tab/>
-        <w:t>Google Workspace.</w:t>
-      </w:r>
-    </w:p>
-    <w:p>
-      <w:pPr>
-        <w:pStyle w:val="Choice"/>
-      </w:pPr>
-      <w:r>
-        <w:t>d)</w:t>
-        <w:tab/>
-        <w:t>LibreOffice.</w:t>
-      </w:r>
-    </w:p>
-    <w:p>
-      <w:pPr>
-        <w:pStyle w:val="ListNumber"/>
-      </w:pPr>
-      <w:r>
-        <w:t>¿Qué son las aplicaciones de Diseño Asistido por Computadora (CAD)?</w:t>
-      </w:r>
-    </w:p>
-    <w:p>
-      <w:pPr>
-        <w:pStyle w:val="Choice"/>
-      </w:pPr>
-      <w:r>
-        <w:t>a)</w:t>
-        <w:tab/>
-        <w:t>Son programas para la gestión de las nóminas y facturas.</w:t>
-      </w:r>
-    </w:p>
-    <w:p>
-      <w:pPr>
-        <w:pStyle w:val="Choice"/>
-      </w:pPr>
-      <w:r>
-        <w:t>b)</w:t>
-        <w:tab/>
-        <w:t>Ayudan a la creación de planos de edificios y planos mecánicos.</w:t>
-      </w:r>
-    </w:p>
-    <w:p>
-      <w:pPr>
-        <w:pStyle w:val="Choice"/>
-      </w:pPr>
-      <w:r>
-        <w:t>c)</w:t>
-        <w:tab/>
-        <w:t>Son programas utilizados para la manipulación de imágenes.</w:t>
-      </w:r>
-    </w:p>
-    <w:p>
-      <w:pPr>
-        <w:pStyle w:val="Choice"/>
-      </w:pPr>
-      <w:r>
-        <w:t>d)</w:t>
-        <w:tab/>
-        <w:t>Son navegadores de internet.</w:t>
-      </w:r>
-    </w:p>
-    <w:p>
-      <w:pPr>
-        <w:pStyle w:val="ListNumber"/>
-      </w:pPr>
-      <w:r>
-        <w:t>¿Qué programa se utiliza para la creación de figuras en 3 dimensiones?</w:t>
-      </w:r>
-    </w:p>
-    <w:p>
-      <w:pPr>
-        <w:pStyle w:val="Choice"/>
-      </w:pPr>
-      <w:r>
-        <w:t>a)</w:t>
-        <w:tab/>
-        <w:t>GIMP.</w:t>
-      </w:r>
-    </w:p>
-    <w:p>
-      <w:pPr>
-        <w:pStyle w:val="Choice"/>
-      </w:pPr>
-      <w:r>
-        <w:t>b)</w:t>
-        <w:tab/>
-        <w:t>Blender.</w:t>
-      </w:r>
-    </w:p>
-    <w:p>
-      <w:pPr>
-        <w:pStyle w:val="Choice"/>
-      </w:pPr>
-      <w:r>
-        <w:t>c)</w:t>
-        <w:tab/>
-        <w:t>Autocad.</w:t>
-      </w:r>
-    </w:p>
-    <w:p>
-      <w:pPr>
-        <w:pStyle w:val="Choice"/>
-      </w:pPr>
-      <w:r>
-        <w:t>d)</w:t>
-        <w:tab/>
-        <w:t>Adobe Ilustrator.</w:t>
-      </w:r>
-    </w:p>
-    <w:p>
-      <w:pPr>
-        <w:pStyle w:val="ListNumber"/>
-      </w:pPr>
-      <w:r>
-        <w:t>¿Qué programa se utiliza para la manipulación de imágenes?</w:t>
-      </w:r>
-    </w:p>
-    <w:p>
-      <w:pPr>
-        <w:pStyle w:val="Choice"/>
-      </w:pPr>
-      <w:r>
-        <w:t>a)</w:t>
-        <w:tab/>
-        <w:t>Adobe Premiere.</w:t>
-      </w:r>
-    </w:p>
-    <w:p>
-      <w:pPr>
-        <w:pStyle w:val="Choice"/>
-      </w:pPr>
-      <w:r>
-        <w:t>b)</w:t>
-        <w:tab/>
-        <w:t>Photoshop.</w:t>
-      </w:r>
-    </w:p>
-    <w:p>
-      <w:pPr>
-        <w:pStyle w:val="Choice"/>
-      </w:pPr>
-      <w:r>
-        <w:t>c)</w:t>
-        <w:tab/>
-        <w:t>Audacity.</w:t>
-      </w:r>
-    </w:p>
-    <w:p>
-      <w:pPr>
-        <w:pStyle w:val="Choice"/>
-      </w:pPr>
-      <w:r>
-        <w:t>d)</w:t>
-        <w:tab/>
-        <w:t>VLC.</w:t>
-      </w:r>
-    </w:p>
-    <w:p>
-      <w:pPr>
-        <w:pStyle w:val="ListNumber"/>
-      </w:pPr>
-      <w:r>
-        <w:t>¿Qué son los gestores de bases de datos?</w:t>
-      </w:r>
-    </w:p>
-    <w:p>
-      <w:pPr>
-        <w:pStyle w:val="Choice"/>
-      </w:pPr>
-      <w:r>
-        <w:t>a)</w:t>
-        <w:tab/>
-        <w:t>Son programas que interpretan código fuente.</w:t>
-      </w:r>
-    </w:p>
-    <w:p>
-      <w:pPr>
-        <w:pStyle w:val="Choice"/>
-      </w:pPr>
-      <w:r>
-        <w:t>b)</w:t>
-        <w:tab/>
         <w:t>Son programas que ayudan a los usuarios a llevar a cabo tareas específicas.</w:t>
-      </w:r>
-    </w:p>
-    <w:p>
-      <w:pPr>
-        <w:pStyle w:val="Choice"/>
-      </w:pPr>
-      <w:r>
-        <w:t>c)</w:t>
-        <w:tab/>
-        <w:t>Son programas que crean aplicaciones en Android.</w:t>
       </w:r>
     </w:p>
     <w:p>
@@ -1369,7 +1369,7 @@
       <w:r>
         <w:t>a)</w:t>
         <w:tab/>
-        <w:t>Son programas para la gestión de las nóminas y facturas.</w:t>
+        <w:t>Son programas que ayudan al programador a la hora de escribir programas.</w:t>
       </w:r>
     </w:p>
     <w:p>
@@ -1378,6 +1378,16 @@
       </w:pPr>
       <w:r>
         <w:t>b)</w:t>
+        <w:tab/>
+        <w:t>Son programas que gestionan información para almacenarla, buscarla y relacionarla.</w:t>
+      </w:r>
+    </w:p>
+    <w:p>
+      <w:pPr>
+        <w:pStyle w:val="Choice"/>
+      </w:pPr>
+      <w:r>
+        <w:t>c)</w:t>
         <w:tab/>
         <w:t>Son programas que permiten acceder a páginas web.</w:t>
       </w:r>
@@ -1387,19 +1397,9 @@
         <w:pStyle w:val="Choice"/>
       </w:pPr>
       <w:r>
-        <w:t>c)</w:t>
-        <w:tab/>
-        <w:t>Son programas que ayudan al programador a la hora de escribir programas.</w:t>
-      </w:r>
-    </w:p>
-    <w:p>
-      <w:pPr>
-        <w:pStyle w:val="Choice"/>
-      </w:pPr>
-      <w:r>
         <w:t>d)</w:t>
         <w:tab/>
-        <w:t>Son programas que gestionan información para almacenarla, buscarla y relacionarla.</w:t>
+        <w:t>Son programas para la gestión de las nóminas y facturas.</w:t>
       </w:r>
     </w:p>
     <w:p>
@@ -1417,7 +1417,7 @@
       <w:r>
         <w:t>a)</w:t>
         <w:tab/>
-        <w:t>Programas empresariales.</w:t>
+        <w:t>Plotagon.</w:t>
       </w:r>
     </w:p>
     <w:p>
@@ -1427,7 +1427,7 @@
       <w:r>
         <w:t>b)</w:t>
         <w:tab/>
-        <w:t>Adobe Creative Suite.</w:t>
+        <w:t>Programas empresariales.</w:t>
       </w:r>
     </w:p>
     <w:p>
@@ -1447,7 +1447,7 @@
       <w:r>
         <w:t>d)</w:t>
         <w:tab/>
-        <w:t>Plotagon.</w:t>
+        <w:t>Adobe Creative Suite.</w:t>
       </w:r>
     </w:p>
     <w:p>
@@ -1475,6 +1475,16 @@
       <w:r>
         <w:t>b)</w:t>
         <w:tab/>
+        <w:t>Adobe Premiere.</w:t>
+      </w:r>
+    </w:p>
+    <w:p>
+      <w:pPr>
+        <w:pStyle w:val="Choice"/>
+      </w:pPr>
+      <w:r>
+        <w:t>c)</w:t>
+        <w:tab/>
         <w:t>GIMP.</w:t>
       </w:r>
     </w:p>
@@ -1483,23 +1493,13 @@
         <w:pStyle w:val="Choice"/>
       </w:pPr>
       <w:r>
-        <w:t>c)</w:t>
+        <w:t>d)</w:t>
         <w:tab/>
         <w:t>Audacity.</w:t>
       </w:r>
     </w:p>
     <w:p>
       <w:pPr>
-        <w:pStyle w:val="Choice"/>
-      </w:pPr>
-      <w:r>
-        <w:t>d)</w:t>
-        <w:tab/>
-        <w:t>Adobe Premiere.</w:t>
-      </w:r>
-    </w:p>
-    <w:p>
-      <w:pPr>
         <w:pStyle w:val="ListNumber"/>
       </w:pPr>
       <w:r>
@@ -1513,6 +1513,16 @@
       <w:r>
         <w:t>a)</w:t>
         <w:tab/>
+        <w:t>Blender.</w:t>
+      </w:r>
+    </w:p>
+    <w:p>
+      <w:pPr>
+        <w:pStyle w:val="Choice"/>
+      </w:pPr>
+      <w:r>
+        <w:t>b)</w:t>
+        <w:tab/>
         <w:t>Autocad.</w:t>
       </w:r>
     </w:p>
@@ -1521,9 +1531,9 @@
         <w:pStyle w:val="Choice"/>
       </w:pPr>
       <w:r>
-        <w:t>b)</w:t>
+        <w:t>c)</w:t>
         <w:tab/>
-        <w:t>Blender.</w:t>
+        <w:t>KiCAD.</w:t>
       </w:r>
     </w:p>
     <w:p>
@@ -1531,23 +1541,13 @@
         <w:pStyle w:val="Choice"/>
       </w:pPr>
       <w:r>
-        <w:t>c)</w:t>
+        <w:t>d)</w:t>
         <w:tab/>
         <w:t>Moodle.</w:t>
       </w:r>
     </w:p>
     <w:p>
       <w:pPr>
-        <w:pStyle w:val="Choice"/>
-      </w:pPr>
-      <w:r>
-        <w:t>d)</w:t>
-        <w:tab/>
-        <w:t>KiCAD.</w:t>
-      </w:r>
-    </w:p>
-    <w:p>
-      <w:pPr>
         <w:pStyle w:val="ListNumber"/>
       </w:pPr>
       <w:r>
@@ -1561,7 +1561,7 @@
       <w:r>
         <w:t>a)</w:t>
         <w:tab/>
-        <w:t>Software de aplicación.</w:t>
+        <w:t>Sistemas operativos.</w:t>
       </w:r>
     </w:p>
     <w:p>
@@ -1581,7 +1581,7 @@
       <w:r>
         <w:t>c)</w:t>
         <w:tab/>
-        <w:t>Sistemas operativos.</w:t>
+        <w:t>Software de aplicación.</w:t>
       </w:r>
     </w:p>
     <w:p>
@@ -1609,7 +1609,7 @@
       <w:r>
         <w:t>a)</w:t>
         <w:tab/>
-        <w:t>Lenguaje Python.</w:t>
+        <w:t>Lenguaje PHP.</w:t>
       </w:r>
     </w:p>
     <w:p>
@@ -1619,7 +1619,7 @@
       <w:r>
         <w:t>b)</w:t>
         <w:tab/>
-        <w:t>Lenguaje Java.</w:t>
+        <w:t>Lenguaje Python.</w:t>
       </w:r>
     </w:p>
     <w:p>
@@ -1639,7 +1639,7 @@
       <w:r>
         <w:t>d)</w:t>
         <w:tab/>
-        <w:t>Lenguaje PHP.</w:t>
+        <w:t>Lenguaje Java.</w:t>
       </w:r>
     </w:p>
     <w:p>
@@ -1657,7 +1657,7 @@
       <w:r>
         <w:t>a)</w:t>
         <w:tab/>
-        <w:t>Whatsapp, Telegram, Instagram, Facebook, Twitter</w:t>
+        <w:t>Photoshop, GIMP, Adobe Ilustrator, Inkscape</w:t>
       </w:r>
     </w:p>
     <w:p>
@@ -1677,7 +1677,7 @@
       <w:r>
         <w:t>c)</w:t>
         <w:tab/>
-        <w:t>Audacity, Adobe Audition</w:t>
+        <w:t>Whatsapp, Telegram, Instagram, Facebook, Twitter</w:t>
       </w:r>
     </w:p>
     <w:p>
@@ -1687,7 +1687,7 @@
       <w:r>
         <w:t>d)</w:t>
         <w:tab/>
-        <w:t>Photoshop, GIMP, Adobe Ilustrator, Inkscape</w:t>
+        <w:t>Audacity, Adobe Audition</w:t>
       </w:r>
     </w:p>
     <w:sectPr>
